--- a/writing/figureLegends_zjp_260622.docx
+++ b/writing/figureLegends_zjp_260622.docx
@@ -476,19 +476,19 @@
           <w:sz w:val="22"/>
           <w:szCs w:val="22"/>
         </w:rPr>
-        <w:t xml:space="preserve">Each figure shows </w:t>
-      </w:r>
-      <w:r>
-        <w:rPr>
-          <w:rFonts w:ascii="Arial" w:hAnsi="Arial"/>
-          <w:b w:val="false"/>
-          <w:bCs w:val="false"/>
-          <w:i w:val="false"/>
-          <w:iCs w:val="false"/>
-          <w:sz w:val="22"/>
-          <w:szCs w:val="22"/>
-        </w:rPr>
-        <w:t>the mean log2 normalized gene expression counts</w:t>
+        <w:t xml:space="preserve">Each figure shows the mean log2 normalized gene expression counts for NSD and SD in the first two images of each figure, with the color bar scaled according to the maximum expression for each gene. The third image in each figure shows the regional t-statistic for each of the 10 clusters in one image, where the color of each cluster is defined by the t-statistic for NSD &gt; SD across all cells within a given cluster, with the color bar scaled to a minimum t-statistic of -4 and a maximum t-statistic of +4. </w:t>
+      </w:r>
+      <w:r>
+        <w:rPr>
+          <w:rFonts w:ascii="Arial" w:hAnsi="Arial"/>
+          <w:b/>
+          <w:bCs/>
+          <w:i w:val="false"/>
+          <w:iCs w:val="false"/>
+          <w:sz w:val="22"/>
+          <w:szCs w:val="22"/>
+        </w:rPr>
+        <w:t>A</w:t>
       </w:r>
       <w:r>
         <w:rPr>
@@ -507,36 +507,36 @@
           <w:rFonts w:ascii="Arial" w:hAnsi="Arial"/>
           <w:b w:val="false"/>
           <w:bCs w:val="false"/>
-          <w:i w:val="false"/>
-          <w:iCs w:val="false"/>
-          <w:sz w:val="22"/>
-          <w:szCs w:val="22"/>
-        </w:rPr>
-        <w:t>for NSD and SD in the first two images of each figure, with the color bar scaled according to the maximum expression for each gene. The third image in each figure shows t</w:t>
-      </w:r>
-      <w:r>
-        <w:rPr>
-          <w:rFonts w:ascii="Arial" w:hAnsi="Arial"/>
-          <w:b w:val="false"/>
-          <w:bCs w:val="false"/>
-          <w:i w:val="false"/>
-          <w:iCs w:val="false"/>
-          <w:sz w:val="22"/>
-          <w:szCs w:val="22"/>
-        </w:rPr>
-        <w:t xml:space="preserve">he regional t-statistic for </w:t>
-      </w:r>
-      <w:r>
-        <w:rPr>
-          <w:rFonts w:ascii="Arial" w:hAnsi="Arial"/>
-          <w:b w:val="false"/>
-          <w:bCs w:val="false"/>
-          <w:i w:val="false"/>
-          <w:iCs w:val="false"/>
-          <w:sz w:val="22"/>
-          <w:szCs w:val="22"/>
-        </w:rPr>
-        <w:t>each of the 10 clusters in one image,</w:t>
+          <w:i/>
+          <w:iCs/>
+          <w:sz w:val="22"/>
+          <w:szCs w:val="22"/>
+        </w:rPr>
+        <w:t>Cirbp</w:t>
+      </w:r>
+      <w:r>
+        <w:rPr>
+          <w:rFonts w:ascii="Arial" w:hAnsi="Arial"/>
+          <w:b w:val="false"/>
+          <w:bCs w:val="false"/>
+          <w:i w:val="false"/>
+          <w:iCs w:val="false"/>
+          <w:sz w:val="22"/>
+          <w:szCs w:val="22"/>
+        </w:rPr>
+        <w:t xml:space="preserve"> showed a decrease in expression in the clusters: CA1, CA2, CA3, DG, DG hilus, astrocytes, endothelial cells, microglia, and oligodendrocytes (p &lt; 0.05 BH FDR). </w:t>
+      </w:r>
+      <w:r>
+        <w:rPr>
+          <w:rFonts w:ascii="Arial" w:hAnsi="Arial"/>
+          <w:b/>
+          <w:bCs/>
+          <w:i w:val="false"/>
+          <w:iCs w:val="false"/>
+          <w:sz w:val="22"/>
+          <w:szCs w:val="22"/>
+        </w:rPr>
+        <w:t>B</w:t>
       </w:r>
       <w:r>
         <w:rPr>
@@ -555,96 +555,269 @@
           <w:rFonts w:ascii="Arial" w:hAnsi="Arial"/>
           <w:b w:val="false"/>
           <w:bCs w:val="false"/>
-          <w:i w:val="false"/>
-          <w:iCs w:val="false"/>
-          <w:sz w:val="22"/>
-          <w:szCs w:val="22"/>
-        </w:rPr>
-        <w:t>where t</w:t>
-      </w:r>
-      <w:r>
-        <w:rPr>
-          <w:rFonts w:ascii="Arial" w:hAnsi="Arial"/>
-          <w:b w:val="false"/>
-          <w:bCs w:val="false"/>
-          <w:i w:val="false"/>
-          <w:iCs w:val="false"/>
-          <w:sz w:val="22"/>
-          <w:szCs w:val="22"/>
-        </w:rPr>
-        <w:t xml:space="preserve">he color of each cluster is defined by the t-statistic </w:t>
-      </w:r>
-      <w:r>
-        <w:rPr>
-          <w:rFonts w:ascii="Arial" w:hAnsi="Arial"/>
-          <w:b w:val="false"/>
-          <w:bCs w:val="false"/>
-          <w:i w:val="false"/>
-          <w:iCs w:val="false"/>
-          <w:sz w:val="22"/>
-          <w:szCs w:val="22"/>
-        </w:rPr>
-        <w:t xml:space="preserve">for </w:t>
-      </w:r>
-      <w:r>
-        <w:rPr>
-          <w:rFonts w:ascii="Arial" w:hAnsi="Arial"/>
-          <w:b w:val="false"/>
-          <w:bCs w:val="false"/>
-          <w:i w:val="false"/>
-          <w:iCs w:val="false"/>
-          <w:sz w:val="22"/>
-          <w:szCs w:val="22"/>
-        </w:rPr>
-        <w:t xml:space="preserve">NSD &gt; SD </w:t>
-      </w:r>
-      <w:r>
-        <w:rPr>
-          <w:rFonts w:ascii="Arial" w:hAnsi="Arial"/>
-          <w:b w:val="false"/>
-          <w:bCs w:val="false"/>
-          <w:i w:val="false"/>
-          <w:iCs w:val="false"/>
-          <w:sz w:val="22"/>
-          <w:szCs w:val="22"/>
-        </w:rPr>
-        <w:t>across</w:t>
-      </w:r>
-      <w:r>
-        <w:rPr>
-          <w:rFonts w:ascii="Arial" w:hAnsi="Arial"/>
-          <w:b w:val="false"/>
-          <w:bCs w:val="false"/>
-          <w:i w:val="false"/>
-          <w:iCs w:val="false"/>
-          <w:sz w:val="22"/>
-          <w:szCs w:val="22"/>
-        </w:rPr>
-        <w:t xml:space="preserve"> all cells within a given cluster, </w:t>
-      </w:r>
-      <w:r>
-        <w:rPr>
-          <w:rFonts w:ascii="Arial" w:hAnsi="Arial"/>
-          <w:b w:val="false"/>
-          <w:bCs w:val="false"/>
-          <w:i w:val="false"/>
-          <w:iCs w:val="false"/>
-          <w:sz w:val="22"/>
-          <w:szCs w:val="22"/>
-        </w:rPr>
-        <w:t>with the color bar scaled to a minimum t-statistic of -4 and a maximum t-statistic of +4</w:t>
-      </w:r>
-      <w:r>
-        <w:rPr>
-          <w:rFonts w:ascii="Arial" w:hAnsi="Arial"/>
-          <w:b w:val="false"/>
-          <w:bCs w:val="false"/>
-          <w:i w:val="false"/>
-          <w:iCs w:val="false"/>
-          <w:sz w:val="22"/>
-          <w:szCs w:val="22"/>
-        </w:rPr>
-        <w:t xml:space="preserve">. </w:t>
+          <w:i/>
+          <w:iCs/>
+          <w:sz w:val="22"/>
+          <w:szCs w:val="22"/>
+        </w:rPr>
+        <w:t>Rbm3</w:t>
+      </w:r>
+      <w:r>
+        <w:rPr>
+          <w:rFonts w:ascii="Arial" w:hAnsi="Arial"/>
+          <w:b w:val="false"/>
+          <w:bCs w:val="false"/>
+          <w:i w:val="false"/>
+          <w:iCs w:val="false"/>
+          <w:sz w:val="22"/>
+          <w:szCs w:val="22"/>
+        </w:rPr>
+        <w:t xml:space="preserve"> showed a decrease in expression in the clusters: CA1, CA3, DG, DG hilus, endothelial cells, microglia, and oligodendrocytes (p &lt; 0.05 BH FDR). **</w:t>
+      </w:r>
+      <w:r>
+        <w:rPr>
+          <w:rFonts w:ascii="Arial" w:hAnsi="Arial"/>
+          <w:b/>
+          <w:bCs/>
+          <w:i w:val="false"/>
+          <w:iCs w:val="false"/>
+          <w:sz w:val="22"/>
+          <w:szCs w:val="22"/>
+        </w:rPr>
+        <w:t>C</w:t>
+      </w:r>
+      <w:r>
+        <w:rPr>
+          <w:rFonts w:ascii="Arial" w:hAnsi="Arial"/>
+          <w:b w:val="false"/>
+          <w:bCs w:val="false"/>
+          <w:i w:val="false"/>
+          <w:iCs w:val="false"/>
+          <w:sz w:val="22"/>
+          <w:szCs w:val="22"/>
+        </w:rPr>
+        <w:t xml:space="preserve"> </w:t>
+      </w:r>
+      <w:r>
+        <w:rPr>
+          <w:rFonts w:ascii="Arial" w:hAnsi="Arial"/>
+          <w:b w:val="false"/>
+          <w:bCs w:val="false"/>
+          <w:i/>
+          <w:iCs/>
+          <w:sz w:val="22"/>
+          <w:szCs w:val="22"/>
+        </w:rPr>
+        <w:t>Dcn</w:t>
+      </w:r>
+      <w:r>
+        <w:rPr>
+          <w:rFonts w:ascii="Arial" w:hAnsi="Arial"/>
+          <w:b w:val="false"/>
+          <w:bCs w:val="false"/>
+          <w:i w:val="false"/>
+          <w:iCs w:val="false"/>
+          <w:sz w:val="22"/>
+          <w:szCs w:val="22"/>
+        </w:rPr>
+        <w:t xml:space="preserve"> showed an increase in expression in astrocytes (p &lt; 0.05 BH FDR).** </w:t>
+      </w:r>
+      <w:r>
+        <w:rPr>
+          <w:rFonts w:ascii="Arial" w:hAnsi="Arial"/>
+          <w:b/>
+          <w:bCs/>
+          <w:i w:val="false"/>
+          <w:iCs w:val="false"/>
+          <w:sz w:val="22"/>
+          <w:szCs w:val="22"/>
+        </w:rPr>
+        <w:t>D</w:t>
+      </w:r>
+      <w:r>
+        <w:rPr>
+          <w:rFonts w:ascii="Arial" w:hAnsi="Arial"/>
+          <w:b w:val="false"/>
+          <w:bCs w:val="false"/>
+          <w:i w:val="false"/>
+          <w:iCs w:val="false"/>
+          <w:sz w:val="22"/>
+          <w:szCs w:val="22"/>
+        </w:rPr>
+        <w:t xml:space="preserve"> </w:t>
+      </w:r>
+      <w:r>
+        <w:rPr>
+          <w:rFonts w:ascii="Arial" w:hAnsi="Arial"/>
+          <w:b w:val="false"/>
+          <w:bCs w:val="false"/>
+          <w:i/>
+          <w:iCs/>
+          <w:sz w:val="22"/>
+          <w:szCs w:val="22"/>
+        </w:rPr>
+        <w:t>Gpr161</w:t>
+      </w:r>
+      <w:r>
+        <w:rPr>
+          <w:rFonts w:ascii="Arial" w:hAnsi="Arial"/>
+          <w:b w:val="false"/>
+          <w:bCs w:val="false"/>
+          <w:i w:val="false"/>
+          <w:iCs w:val="false"/>
+          <w:sz w:val="22"/>
+          <w:szCs w:val="22"/>
+        </w:rPr>
+        <w:t xml:space="preserve"> showed an increase in expression in the CA1 (p &lt; 0.05 BH FDR). </w:t>
+      </w:r>
+      <w:r>
+        <w:rPr>
+          <w:rFonts w:ascii="Arial" w:hAnsi="Arial"/>
+          <w:b/>
+          <w:bCs/>
+          <w:i w:val="false"/>
+          <w:iCs w:val="false"/>
+          <w:sz w:val="22"/>
+          <w:szCs w:val="22"/>
+        </w:rPr>
+        <w:t>E</w:t>
+      </w:r>
+      <w:r>
+        <w:rPr>
+          <w:rFonts w:ascii="Arial" w:hAnsi="Arial"/>
+          <w:b w:val="false"/>
+          <w:bCs w:val="false"/>
+          <w:i w:val="false"/>
+          <w:iCs w:val="false"/>
+          <w:sz w:val="22"/>
+          <w:szCs w:val="22"/>
+        </w:rPr>
+        <w:t xml:space="preserve"> </w:t>
+      </w:r>
+      <w:r>
+        <w:rPr>
+          <w:rFonts w:ascii="Arial" w:hAnsi="Arial"/>
+          <w:b w:val="false"/>
+          <w:bCs w:val="false"/>
+          <w:i/>
+          <w:iCs/>
+          <w:sz w:val="22"/>
+          <w:szCs w:val="22"/>
+        </w:rPr>
+        <w:t>Jdp2</w:t>
+      </w:r>
+      <w:r>
+        <w:rPr>
+          <w:rFonts w:ascii="Arial" w:hAnsi="Arial"/>
+          <w:b w:val="false"/>
+          <w:bCs w:val="false"/>
+          <w:i w:val="false"/>
+          <w:iCs w:val="false"/>
+          <w:sz w:val="22"/>
+          <w:szCs w:val="22"/>
+        </w:rPr>
+        <w:t xml:space="preserve"> decreased expression in the CA3 (p &lt; 0.05 BH FDR). </w:t>
+      </w:r>
+      <w:r>
+        <w:rPr>
+          <w:rFonts w:ascii="Arial" w:hAnsi="Arial"/>
+          <w:b/>
+          <w:bCs/>
+          <w:i w:val="false"/>
+          <w:iCs w:val="false"/>
+          <w:sz w:val="22"/>
+          <w:szCs w:val="22"/>
+        </w:rPr>
+        <w:t>F</w:t>
+      </w:r>
+      <w:r>
+        <w:rPr>
+          <w:rFonts w:ascii="Arial" w:hAnsi="Arial"/>
+          <w:b w:val="false"/>
+          <w:bCs w:val="false"/>
+          <w:i w:val="false"/>
+          <w:iCs w:val="false"/>
+          <w:sz w:val="22"/>
+          <w:szCs w:val="22"/>
+        </w:rPr>
+        <w:t xml:space="preserve"> </w:t>
+      </w:r>
+      <w:r>
+        <w:rPr>
+          <w:rFonts w:ascii="Arial" w:hAnsi="Arial"/>
+          <w:b w:val="false"/>
+          <w:bCs w:val="false"/>
+          <w:i/>
+          <w:iCs/>
+          <w:sz w:val="22"/>
+          <w:szCs w:val="22"/>
+        </w:rPr>
+        <w:t>Egr3</w:t>
+      </w:r>
+      <w:r>
+        <w:rPr>
+          <w:rFonts w:ascii="Arial" w:hAnsi="Arial"/>
+          <w:b w:val="false"/>
+          <w:bCs w:val="false"/>
+          <w:i w:val="false"/>
+          <w:iCs w:val="false"/>
+          <w:sz w:val="22"/>
+          <w:szCs w:val="22"/>
+        </w:rPr>
+        <w:t xml:space="preserve"> showed a significant decrease in the DG (p &lt; 0.05 BH FDR).</w:t>
+      </w:r>
+    </w:p>
+    <w:p>
+      <w:pPr>
+        <w:pStyle w:val="Normal"/>
+        <w:bidi w:val="0"/>
+        <w:jc w:val="start"/>
+        <w:rPr>
+          <w:b w:val="false"/>
+          <w:b w:val="false"/>
+          <w:bCs w:val="false"/>
+          <w:i w:val="false"/>
+          <w:i w:val="false"/>
+          <w:iCs w:val="false"/>
+        </w:rPr>
+      </w:pPr>
+      <w:r>
+        <w:rPr>
+          <w:b w:val="false"/>
+          <w:bCs w:val="false"/>
+          <w:i w:val="false"/>
+          <w:iCs w:val="false"/>
+        </w:rPr>
+      </w:r>
+    </w:p>
+    <w:p>
+      <w:pPr>
+        <w:pStyle w:val="Normal"/>
+        <w:bidi w:val="0"/>
+        <w:jc w:val="start"/>
+        <w:rPr>
+          <w:rFonts w:ascii="Arial" w:hAnsi="Arial"/>
+          <w:b/>
+          <w:b/>
+          <w:bCs/>
+          <w:i/>
+          <w:i/>
+          <w:iCs/>
+          <w:sz w:val="22"/>
+          <w:szCs w:val="22"/>
+        </w:rPr>
+      </w:pPr>
+      <w:r>
+        <w:rPr>
+          <w:rFonts w:ascii="Arial" w:hAnsi="Arial"/>
+          <w:b w:val="false"/>
+          <w:bCs w:val="false"/>
+          <w:i w:val="false"/>
+          <w:iCs w:val="false"/>
+          <w:sz w:val="22"/>
+          <w:szCs w:val="22"/>
+        </w:rPr>
+        <w:t xml:space="preserve">**Figure 5 might become part </w:t>
       </w:r>
       <w:r>
         <w:rPr>
@@ -668,43 +841,226 @@
           <w:sz w:val="22"/>
           <w:szCs w:val="22"/>
         </w:rPr>
-        <w:t xml:space="preserve"> </w:t>
-      </w:r>
-      <w:r>
-        <w:rPr>
-          <w:rFonts w:ascii="Arial" w:hAnsi="Arial"/>
-          <w:b w:val="false"/>
-          <w:bCs w:val="false"/>
-          <w:i/>
-          <w:iCs/>
-          <w:sz w:val="22"/>
-          <w:szCs w:val="22"/>
-        </w:rPr>
-        <w:t>Cirbp</w:t>
-      </w:r>
-      <w:r>
-        <w:rPr>
-          <w:rFonts w:ascii="Arial" w:hAnsi="Arial"/>
-          <w:b w:val="false"/>
-          <w:bCs w:val="false"/>
-          <w:i w:val="false"/>
-          <w:iCs w:val="false"/>
-          <w:sz w:val="22"/>
-          <w:szCs w:val="22"/>
-        </w:rPr>
-        <w:t xml:space="preserve"> showed a decrease in expression in the clusters: CA1, CA2, CA3, DG, DG hilus, </w:t>
-      </w:r>
-      <w:r>
-        <w:rPr>
-          <w:rFonts w:ascii="Arial" w:hAnsi="Arial"/>
-          <w:b w:val="false"/>
-          <w:bCs w:val="false"/>
-          <w:i w:val="false"/>
-          <w:iCs w:val="false"/>
-          <w:sz w:val="22"/>
-          <w:szCs w:val="22"/>
-        </w:rPr>
-        <w:t xml:space="preserve">astrocytes, endothelial cells, microglia, and oligodendrocytes (p &lt; 0.05 BH FDR). </w:t>
+        <w:t xml:space="preserve"> of figure 4**</w:t>
+      </w:r>
+    </w:p>
+    <w:p>
+      <w:pPr>
+        <w:pStyle w:val="Normal"/>
+        <w:bidi w:val="0"/>
+        <w:jc w:val="start"/>
+        <w:rPr>
+          <w:b w:val="false"/>
+          <w:b w:val="false"/>
+          <w:bCs w:val="false"/>
+          <w:i w:val="false"/>
+          <w:i w:val="false"/>
+          <w:iCs w:val="false"/>
+        </w:rPr>
+      </w:pPr>
+      <w:r>
+        <w:rPr>
+          <w:b w:val="false"/>
+          <w:bCs w:val="false"/>
+          <w:i w:val="false"/>
+          <w:iCs w:val="false"/>
+        </w:rPr>
+      </w:r>
+    </w:p>
+    <w:p>
+      <w:pPr>
+        <w:pStyle w:val="Normal"/>
+        <w:bidi w:val="0"/>
+        <w:jc w:val="start"/>
+        <w:rPr>
+          <w:rFonts w:ascii="Arial" w:hAnsi="Arial"/>
+          <w:b/>
+          <w:b/>
+          <w:bCs/>
+          <w:i/>
+          <w:i/>
+          <w:iCs/>
+          <w:sz w:val="22"/>
+          <w:szCs w:val="22"/>
+        </w:rPr>
+      </w:pPr>
+      <w:r>
+        <w:rPr>
+          <w:rFonts w:ascii="Arial" w:hAnsi="Arial"/>
+          <w:b/>
+          <w:bCs/>
+          <w:i/>
+          <w:iCs/>
+          <w:sz w:val="22"/>
+          <w:szCs w:val="22"/>
+        </w:rPr>
+        <w:t xml:space="preserve">Figure 5. UpSet plot of showing unique and intersecting DEGs following analysis. </w:t>
+      </w:r>
+      <w:r>
+        <w:rPr>
+          <w:rFonts w:ascii="Arial" w:hAnsi="Arial"/>
+          <w:b w:val="false"/>
+          <w:bCs w:val="false"/>
+          <w:i w:val="false"/>
+          <w:iCs w:val="false"/>
+          <w:sz w:val="22"/>
+          <w:szCs w:val="22"/>
+        </w:rPr>
+        <w:t>The bar graph along the top of the plot shows the number of DEGs specific to a certain intersection between clusters, with the columns of cluster unique DEGs being colored with the cluster specific color. The bar graph on the left of the figure shows the number of DEGs within each cluster, both unique and intersecting. The UpSet matrix in the center shows intersections between different set of clusters, with a black line indicating that certain DEGs are shared between the regions indicated by filled in circles. Only intersections with 3 or more DEGs in the upper bar graph following Benjamini-Hochberg correction at p &lt; 0.05 were included. The full UpSet plot can be seen in Supplemental Figure X.</w:t>
+      </w:r>
+    </w:p>
+    <w:p>
+      <w:pPr>
+        <w:pStyle w:val="Normal"/>
+        <w:bidi w:val="0"/>
+        <w:jc w:val="start"/>
+        <w:rPr>
+          <w:b w:val="false"/>
+          <w:b w:val="false"/>
+          <w:bCs w:val="false"/>
+          <w:i w:val="false"/>
+          <w:i w:val="false"/>
+          <w:iCs w:val="false"/>
+        </w:rPr>
+      </w:pPr>
+      <w:r>
+        <w:rPr>
+          <w:b w:val="false"/>
+          <w:bCs w:val="false"/>
+          <w:i w:val="false"/>
+          <w:iCs w:val="false"/>
+        </w:rPr>
+      </w:r>
+    </w:p>
+    <w:p>
+      <w:pPr>
+        <w:pStyle w:val="Normal"/>
+        <w:bidi w:val="0"/>
+        <w:jc w:val="start"/>
+        <w:rPr>
+          <w:rFonts w:ascii="Arial" w:hAnsi="Arial"/>
+          <w:b/>
+          <w:b/>
+          <w:bCs/>
+          <w:i/>
+          <w:i/>
+          <w:iCs/>
+          <w:sz w:val="22"/>
+          <w:szCs w:val="22"/>
+        </w:rPr>
+      </w:pPr>
+      <w:r>
+        <w:rPr>
+          <w:rFonts w:ascii="Arial" w:hAnsi="Arial"/>
+          <w:b/>
+          <w:bCs/>
+          <w:i/>
+          <w:iCs/>
+          <w:sz w:val="22"/>
+          <w:szCs w:val="22"/>
+        </w:rPr>
+        <w:t xml:space="preserve">Supplemental Figure 1. Results of spectral clustering for all samples. </w:t>
+      </w:r>
+      <w:r>
+        <w:rPr>
+          <w:rFonts w:ascii="Arial" w:hAnsi="Arial"/>
+          <w:b w:val="false"/>
+          <w:bCs w:val="false"/>
+          <w:i w:val="false"/>
+          <w:iCs w:val="false"/>
+          <w:sz w:val="22"/>
+          <w:szCs w:val="22"/>
+        </w:rPr>
+        <w:t xml:space="preserve">All samples are shown with their tissue image as well as each cell used in analysis colored with the cluster specific color. </w:t>
+      </w:r>
+    </w:p>
+    <w:p>
+      <w:pPr>
+        <w:pStyle w:val="Normal"/>
+        <w:bidi w:val="0"/>
+        <w:jc w:val="start"/>
+        <w:rPr>
+          <w:b w:val="false"/>
+          <w:b w:val="false"/>
+          <w:bCs w:val="false"/>
+          <w:i w:val="false"/>
+          <w:i w:val="false"/>
+          <w:iCs w:val="false"/>
+        </w:rPr>
+      </w:pPr>
+      <w:r>
+        <w:rPr>
+          <w:b w:val="false"/>
+          <w:bCs w:val="false"/>
+          <w:i w:val="false"/>
+          <w:iCs w:val="false"/>
+        </w:rPr>
+      </w:r>
+    </w:p>
+    <w:p>
+      <w:pPr>
+        <w:pStyle w:val="Normal"/>
+        <w:bidi w:val="0"/>
+        <w:jc w:val="start"/>
+        <w:rPr>
+          <w:rFonts w:ascii="Arial" w:hAnsi="Arial"/>
+          <w:b/>
+          <w:b/>
+          <w:bCs/>
+          <w:i/>
+          <w:i/>
+          <w:iCs/>
+          <w:sz w:val="22"/>
+          <w:szCs w:val="22"/>
+        </w:rPr>
+      </w:pPr>
+      <w:r>
+        <w:rPr>
+          <w:rFonts w:ascii="Arial" w:hAnsi="Arial"/>
+          <w:b/>
+          <w:bCs/>
+          <w:i/>
+          <w:iCs/>
+          <w:sz w:val="22"/>
+          <w:szCs w:val="22"/>
+        </w:rPr>
+        <w:t xml:space="preserve">Supplemental Figure 2. UMAP showing only NSD cells, only SD cells, and all cells combined. </w:t>
+      </w:r>
+      <w:r>
+        <w:rPr>
+          <w:rFonts w:ascii="Arial" w:hAnsi="Arial"/>
+          <w:b w:val="false"/>
+          <w:bCs w:val="false"/>
+          <w:i w:val="false"/>
+          <w:iCs w:val="false"/>
+          <w:sz w:val="22"/>
+          <w:szCs w:val="22"/>
+        </w:rPr>
+        <w:t xml:space="preserve"> Each figure shows the UMAP of all cells in a condition labeled with the clusters as identified using spectral clustering. Overlap between the conditions shows that NSD or SD alone do not drive the clustering in any of the conditions, and that the regional and cell type clusters are ubiquitous across conditions. </w:t>
+      </w:r>
+      <w:r>
+        <w:rPr>
+          <w:rFonts w:ascii="Arial" w:hAnsi="Arial"/>
+          <w:b/>
+          <w:bCs/>
+          <w:i w:val="false"/>
+          <w:iCs w:val="false"/>
+          <w:sz w:val="22"/>
+          <w:szCs w:val="22"/>
+        </w:rPr>
+        <w:t>A</w:t>
+      </w:r>
+      <w:r>
+        <w:rPr>
+          <w:rFonts w:ascii="Arial" w:hAnsi="Arial"/>
+          <w:b w:val="false"/>
+          <w:bCs w:val="false"/>
+          <w:i w:val="false"/>
+          <w:iCs w:val="false"/>
+          <w:sz w:val="22"/>
+          <w:szCs w:val="22"/>
+        </w:rPr>
+        <w:t xml:space="preserve"> Shows the UMAP of all cells from NSD animals combined into one dataset. </w:t>
       </w:r>
       <w:r>
         <w:rPr>
@@ -728,43 +1084,7 @@
           <w:sz w:val="22"/>
           <w:szCs w:val="22"/>
         </w:rPr>
-        <w:t xml:space="preserve"> </w:t>
-      </w:r>
-      <w:r>
-        <w:rPr>
-          <w:rFonts w:ascii="Arial" w:hAnsi="Arial"/>
-          <w:b w:val="false"/>
-          <w:bCs w:val="false"/>
-          <w:i/>
-          <w:iCs/>
-          <w:sz w:val="22"/>
-          <w:szCs w:val="22"/>
-        </w:rPr>
-        <w:t>Rbm3</w:t>
-      </w:r>
-      <w:r>
-        <w:rPr>
-          <w:rFonts w:ascii="Arial" w:hAnsi="Arial"/>
-          <w:b w:val="false"/>
-          <w:bCs w:val="false"/>
-          <w:i w:val="false"/>
-          <w:iCs w:val="false"/>
-          <w:sz w:val="22"/>
-          <w:szCs w:val="22"/>
-        </w:rPr>
-        <w:t xml:space="preserve"> showed a decrease in expression in the clusters: </w:t>
-      </w:r>
-      <w:r>
-        <w:rPr>
-          <w:rFonts w:ascii="Arial" w:hAnsi="Arial"/>
-          <w:b w:val="false"/>
-          <w:bCs w:val="false"/>
-          <w:i w:val="false"/>
-          <w:iCs w:val="false"/>
-          <w:sz w:val="22"/>
-          <w:szCs w:val="22"/>
-        </w:rPr>
-        <w:t>CA1, CA3, DG, DG hilus, endothelial cells, microglia, and oligodendrocytes (p &lt; 0.05 BH FDR). **</w:t>
+        <w:t xml:space="preserve"> Shows the UMAP of all cells from SD animals combined into one dataset. </w:t>
       </w:r>
       <w:r>
         <w:rPr>
@@ -788,602 +1108,6 @@
           <w:sz w:val="22"/>
           <w:szCs w:val="22"/>
         </w:rPr>
-        <w:t xml:space="preserve"> </w:t>
-      </w:r>
-      <w:r>
-        <w:rPr>
-          <w:rFonts w:ascii="Arial" w:hAnsi="Arial"/>
-          <w:b w:val="false"/>
-          <w:bCs w:val="false"/>
-          <w:i/>
-          <w:iCs/>
-          <w:sz w:val="22"/>
-          <w:szCs w:val="22"/>
-        </w:rPr>
-        <w:t>Dcn</w:t>
-      </w:r>
-      <w:r>
-        <w:rPr>
-          <w:rFonts w:ascii="Arial" w:hAnsi="Arial"/>
-          <w:b w:val="false"/>
-          <w:bCs w:val="false"/>
-          <w:i w:val="false"/>
-          <w:iCs w:val="false"/>
-          <w:sz w:val="22"/>
-          <w:szCs w:val="22"/>
-        </w:rPr>
-        <w:t xml:space="preserve"> showed a</w:t>
-      </w:r>
-      <w:r>
-        <w:rPr>
-          <w:rFonts w:ascii="Arial" w:hAnsi="Arial"/>
-          <w:b w:val="false"/>
-          <w:bCs w:val="false"/>
-          <w:i w:val="false"/>
-          <w:iCs w:val="false"/>
-          <w:sz w:val="22"/>
-          <w:szCs w:val="22"/>
-        </w:rPr>
-        <w:t>n</w:t>
-      </w:r>
-      <w:r>
-        <w:rPr>
-          <w:rFonts w:ascii="Arial" w:hAnsi="Arial"/>
-          <w:b w:val="false"/>
-          <w:bCs w:val="false"/>
-          <w:i w:val="false"/>
-          <w:iCs w:val="false"/>
-          <w:sz w:val="22"/>
-          <w:szCs w:val="22"/>
-        </w:rPr>
-        <w:t xml:space="preserve"> </w:t>
-      </w:r>
-      <w:r>
-        <w:rPr>
-          <w:rFonts w:ascii="Arial" w:hAnsi="Arial"/>
-          <w:b w:val="false"/>
-          <w:bCs w:val="false"/>
-          <w:i w:val="false"/>
-          <w:iCs w:val="false"/>
-          <w:sz w:val="22"/>
-          <w:szCs w:val="22"/>
-        </w:rPr>
-        <w:t xml:space="preserve">increase in expression in astrocytes (p &lt; 0.05 BH FDR).** </w:t>
-      </w:r>
-      <w:r>
-        <w:rPr>
-          <w:rFonts w:ascii="Arial" w:hAnsi="Arial"/>
-          <w:b/>
-          <w:bCs/>
-          <w:i w:val="false"/>
-          <w:iCs w:val="false"/>
-          <w:sz w:val="22"/>
-          <w:szCs w:val="22"/>
-        </w:rPr>
-        <w:t>D</w:t>
-      </w:r>
-      <w:r>
-        <w:rPr>
-          <w:rFonts w:ascii="Arial" w:hAnsi="Arial"/>
-          <w:b w:val="false"/>
-          <w:bCs w:val="false"/>
-          <w:i w:val="false"/>
-          <w:iCs w:val="false"/>
-          <w:sz w:val="22"/>
-          <w:szCs w:val="22"/>
-        </w:rPr>
-        <w:t xml:space="preserve"> </w:t>
-      </w:r>
-      <w:r>
-        <w:rPr>
-          <w:rFonts w:ascii="Arial" w:hAnsi="Arial"/>
-          <w:b w:val="false"/>
-          <w:bCs w:val="false"/>
-          <w:i/>
-          <w:iCs/>
-          <w:sz w:val="22"/>
-          <w:szCs w:val="22"/>
-        </w:rPr>
-        <w:t>Gpr161</w:t>
-      </w:r>
-      <w:r>
-        <w:rPr>
-          <w:rFonts w:ascii="Arial" w:hAnsi="Arial"/>
-          <w:b w:val="false"/>
-          <w:bCs w:val="false"/>
-          <w:i w:val="false"/>
-          <w:iCs w:val="false"/>
-          <w:sz w:val="22"/>
-          <w:szCs w:val="22"/>
-        </w:rPr>
-        <w:t xml:space="preserve"> showed an increase in expression in the CA1 (p &lt; 0.05 BH FDR). </w:t>
-      </w:r>
-      <w:r>
-        <w:rPr>
-          <w:rFonts w:ascii="Arial" w:hAnsi="Arial"/>
-          <w:b/>
-          <w:bCs/>
-          <w:i w:val="false"/>
-          <w:iCs w:val="false"/>
-          <w:sz w:val="22"/>
-          <w:szCs w:val="22"/>
-        </w:rPr>
-        <w:t>E</w:t>
-      </w:r>
-      <w:r>
-        <w:rPr>
-          <w:rFonts w:ascii="Arial" w:hAnsi="Arial"/>
-          <w:b w:val="false"/>
-          <w:bCs w:val="false"/>
-          <w:i w:val="false"/>
-          <w:iCs w:val="false"/>
-          <w:sz w:val="22"/>
-          <w:szCs w:val="22"/>
-        </w:rPr>
-        <w:t xml:space="preserve"> </w:t>
-      </w:r>
-      <w:r>
-        <w:rPr>
-          <w:rFonts w:ascii="Arial" w:hAnsi="Arial"/>
-          <w:b w:val="false"/>
-          <w:bCs w:val="false"/>
-          <w:i/>
-          <w:iCs/>
-          <w:sz w:val="22"/>
-          <w:szCs w:val="22"/>
-        </w:rPr>
-        <w:t>Jdp2</w:t>
-      </w:r>
-      <w:r>
-        <w:rPr>
-          <w:rFonts w:ascii="Arial" w:hAnsi="Arial"/>
-          <w:b w:val="false"/>
-          <w:bCs w:val="false"/>
-          <w:i w:val="false"/>
-          <w:iCs w:val="false"/>
-          <w:sz w:val="22"/>
-          <w:szCs w:val="22"/>
-        </w:rPr>
-        <w:t xml:space="preserve"> decreased expression in the CA3 (p &lt; 0.05 BH FDR). </w:t>
-      </w:r>
-      <w:r>
-        <w:rPr>
-          <w:rFonts w:ascii="Arial" w:hAnsi="Arial"/>
-          <w:b/>
-          <w:bCs/>
-          <w:i w:val="false"/>
-          <w:iCs w:val="false"/>
-          <w:sz w:val="22"/>
-          <w:szCs w:val="22"/>
-        </w:rPr>
-        <w:t>F</w:t>
-      </w:r>
-      <w:r>
-        <w:rPr>
-          <w:rFonts w:ascii="Arial" w:hAnsi="Arial"/>
-          <w:b w:val="false"/>
-          <w:bCs w:val="false"/>
-          <w:i w:val="false"/>
-          <w:iCs w:val="false"/>
-          <w:sz w:val="22"/>
-          <w:szCs w:val="22"/>
-        </w:rPr>
-        <w:t xml:space="preserve"> </w:t>
-      </w:r>
-      <w:r>
-        <w:rPr>
-          <w:rFonts w:ascii="Arial" w:hAnsi="Arial"/>
-          <w:b w:val="false"/>
-          <w:bCs w:val="false"/>
-          <w:i/>
-          <w:iCs/>
-          <w:sz w:val="22"/>
-          <w:szCs w:val="22"/>
-        </w:rPr>
-        <w:t>Egr3</w:t>
-      </w:r>
-      <w:r>
-        <w:rPr>
-          <w:rFonts w:ascii="Arial" w:hAnsi="Arial"/>
-          <w:b w:val="false"/>
-          <w:bCs w:val="false"/>
-          <w:i w:val="false"/>
-          <w:iCs w:val="false"/>
-          <w:sz w:val="22"/>
-          <w:szCs w:val="22"/>
-        </w:rPr>
-        <w:t xml:space="preserve"> showed a significant decrease in the DG (p &lt; 0.05 BH FDR).</w:t>
-      </w:r>
-    </w:p>
-    <w:p>
-      <w:pPr>
-        <w:pStyle w:val="Normal"/>
-        <w:bidi w:val="0"/>
-        <w:jc w:val="start"/>
-        <w:rPr>
-          <w:b w:val="false"/>
-          <w:b w:val="false"/>
-          <w:bCs w:val="false"/>
-          <w:i w:val="false"/>
-          <w:i w:val="false"/>
-          <w:iCs w:val="false"/>
-        </w:rPr>
-      </w:pPr>
-      <w:r>
-        <w:rPr>
-          <w:rFonts w:ascii="Arial" w:hAnsi="Arial"/>
-          <w:b/>
-          <w:bCs/>
-          <w:i/>
-          <w:iCs/>
-          <w:sz w:val="22"/>
-          <w:szCs w:val="22"/>
-        </w:rPr>
-      </w:r>
-    </w:p>
-    <w:p>
-      <w:pPr>
-        <w:pStyle w:val="Normal"/>
-        <w:bidi w:val="0"/>
-        <w:jc w:val="start"/>
-        <w:rPr>
-          <w:rFonts w:ascii="Arial" w:hAnsi="Arial"/>
-          <w:b/>
-          <w:b/>
-          <w:bCs/>
-          <w:i/>
-          <w:i/>
-          <w:iCs/>
-          <w:sz w:val="22"/>
-          <w:szCs w:val="22"/>
-        </w:rPr>
-      </w:pPr>
-      <w:r>
-        <w:rPr>
-          <w:rFonts w:ascii="Arial" w:hAnsi="Arial"/>
-          <w:b w:val="false"/>
-          <w:bCs w:val="false"/>
-          <w:i w:val="false"/>
-          <w:iCs w:val="false"/>
-          <w:sz w:val="22"/>
-          <w:szCs w:val="22"/>
-        </w:rPr>
-        <w:t xml:space="preserve">**Figure 5 might become part </w:t>
-      </w:r>
-      <w:r>
-        <w:rPr>
-          <w:rFonts w:ascii="Arial" w:hAnsi="Arial"/>
-          <w:b/>
-          <w:bCs/>
-          <w:i w:val="false"/>
-          <w:iCs w:val="false"/>
-          <w:sz w:val="22"/>
-          <w:szCs w:val="22"/>
-        </w:rPr>
-        <w:t>A</w:t>
-      </w:r>
-      <w:r>
-        <w:rPr>
-          <w:rFonts w:ascii="Arial" w:hAnsi="Arial"/>
-          <w:b w:val="false"/>
-          <w:bCs w:val="false"/>
-          <w:i w:val="false"/>
-          <w:iCs w:val="false"/>
-          <w:sz w:val="22"/>
-          <w:szCs w:val="22"/>
-        </w:rPr>
-        <w:t xml:space="preserve"> of figure 4**</w:t>
-      </w:r>
-    </w:p>
-    <w:p>
-      <w:pPr>
-        <w:pStyle w:val="Normal"/>
-        <w:bidi w:val="0"/>
-        <w:jc w:val="start"/>
-        <w:rPr>
-          <w:b w:val="false"/>
-          <w:b w:val="false"/>
-          <w:bCs w:val="false"/>
-          <w:i w:val="false"/>
-          <w:i w:val="false"/>
-          <w:iCs w:val="false"/>
-        </w:rPr>
-      </w:pPr>
-      <w:r>
-        <w:rPr>
-          <w:rFonts w:ascii="Arial" w:hAnsi="Arial"/>
-          <w:b/>
-          <w:bCs/>
-          <w:i/>
-          <w:iCs/>
-          <w:sz w:val="22"/>
-          <w:szCs w:val="22"/>
-        </w:rPr>
-      </w:r>
-    </w:p>
-    <w:p>
-      <w:pPr>
-        <w:pStyle w:val="Normal"/>
-        <w:bidi w:val="0"/>
-        <w:jc w:val="start"/>
-        <w:rPr>
-          <w:rFonts w:ascii="Arial" w:hAnsi="Arial"/>
-          <w:b/>
-          <w:b/>
-          <w:bCs/>
-          <w:i/>
-          <w:i/>
-          <w:iCs/>
-          <w:sz w:val="22"/>
-          <w:szCs w:val="22"/>
-        </w:rPr>
-      </w:pPr>
-      <w:r>
-        <w:rPr>
-          <w:rFonts w:ascii="Arial" w:hAnsi="Arial"/>
-          <w:b/>
-          <w:bCs/>
-          <w:i/>
-          <w:iCs/>
-          <w:sz w:val="22"/>
-          <w:szCs w:val="22"/>
-        </w:rPr>
-        <w:t xml:space="preserve">Figure 5. UpSet plot of showing unique and intersecting DEGs following analysis. </w:t>
-      </w:r>
-      <w:r>
-        <w:rPr>
-          <w:rFonts w:ascii="Arial" w:hAnsi="Arial"/>
-          <w:b w:val="false"/>
-          <w:bCs w:val="false"/>
-          <w:i w:val="false"/>
-          <w:iCs w:val="false"/>
-          <w:sz w:val="22"/>
-          <w:szCs w:val="22"/>
-        </w:rPr>
-        <w:t xml:space="preserve">The bar graph along the top of the plot shows the number of DEGs specific to a certain intersection between clusters, with the columns of cluster unique DEGs being colored with the cluster specific color. The bar graph on the left of the figure shows the number of DEGs within each cluster, both unique and intersecting. The UpSet matrix in the center shows intersections between different set of clusters, with a black line indicating that certain DEGs are shared between the regions indicated by filled in circles. Only intersections with 3 or more DEGs </w:t>
-      </w:r>
-      <w:r>
-        <w:rPr>
-          <w:rFonts w:ascii="Arial" w:hAnsi="Arial"/>
-          <w:b w:val="false"/>
-          <w:bCs w:val="false"/>
-          <w:i w:val="false"/>
-          <w:iCs w:val="false"/>
-          <w:sz w:val="22"/>
-          <w:szCs w:val="22"/>
-        </w:rPr>
-        <w:t xml:space="preserve">in the upper bar graph </w:t>
-      </w:r>
-      <w:r>
-        <w:rPr>
-          <w:rFonts w:ascii="Arial" w:hAnsi="Arial"/>
-          <w:b w:val="false"/>
-          <w:bCs w:val="false"/>
-          <w:i w:val="false"/>
-          <w:iCs w:val="false"/>
-          <w:sz w:val="22"/>
-          <w:szCs w:val="22"/>
-        </w:rPr>
-        <w:t>following Benjamini-Hochberg correction at p &lt; 0.05 were included. The full UpSet plot can be seen in Supplemental Figure X.</w:t>
-      </w:r>
-    </w:p>
-    <w:p>
-      <w:pPr>
-        <w:pStyle w:val="Normal"/>
-        <w:bidi w:val="0"/>
-        <w:jc w:val="start"/>
-        <w:rPr>
-          <w:b w:val="false"/>
-          <w:b w:val="false"/>
-          <w:bCs w:val="false"/>
-          <w:i w:val="false"/>
-          <w:i w:val="false"/>
-          <w:iCs w:val="false"/>
-        </w:rPr>
-      </w:pPr>
-      <w:r>
-        <w:rPr>
-          <w:rFonts w:ascii="Arial" w:hAnsi="Arial"/>
-          <w:b/>
-          <w:bCs/>
-          <w:i/>
-          <w:iCs/>
-          <w:sz w:val="22"/>
-          <w:szCs w:val="22"/>
-        </w:rPr>
-      </w:r>
-    </w:p>
-    <w:p>
-      <w:pPr>
-        <w:pStyle w:val="Normal"/>
-        <w:bidi w:val="0"/>
-        <w:jc w:val="start"/>
-        <w:rPr>
-          <w:rFonts w:ascii="Arial" w:hAnsi="Arial"/>
-          <w:b/>
-          <w:b/>
-          <w:bCs/>
-          <w:i/>
-          <w:i/>
-          <w:iCs/>
-          <w:sz w:val="22"/>
-          <w:szCs w:val="22"/>
-        </w:rPr>
-      </w:pPr>
-      <w:r>
-        <w:rPr>
-          <w:rFonts w:ascii="Arial" w:hAnsi="Arial"/>
-          <w:b/>
-          <w:bCs/>
-          <w:i/>
-          <w:iCs/>
-          <w:sz w:val="22"/>
-          <w:szCs w:val="22"/>
-        </w:rPr>
-        <w:t xml:space="preserve">Supplemental Figure 1. Results of spectral clustering for all samples. </w:t>
-      </w:r>
-      <w:r>
-        <w:rPr>
-          <w:rFonts w:ascii="Arial" w:hAnsi="Arial"/>
-          <w:b w:val="false"/>
-          <w:bCs w:val="false"/>
-          <w:i w:val="false"/>
-          <w:iCs w:val="false"/>
-          <w:sz w:val="22"/>
-          <w:szCs w:val="22"/>
-        </w:rPr>
-        <w:t xml:space="preserve">All samples are shown with their tissue image as well as each cell used in analysis colored with the cluster specific color. </w:t>
-      </w:r>
-    </w:p>
-    <w:p>
-      <w:pPr>
-        <w:pStyle w:val="Normal"/>
-        <w:bidi w:val="0"/>
-        <w:jc w:val="start"/>
-        <w:rPr>
-          <w:b w:val="false"/>
-          <w:b w:val="false"/>
-          <w:bCs w:val="false"/>
-          <w:i w:val="false"/>
-          <w:i w:val="false"/>
-          <w:iCs w:val="false"/>
-        </w:rPr>
-      </w:pPr>
-      <w:r>
-        <w:rPr>
-          <w:rFonts w:ascii="Arial" w:hAnsi="Arial"/>
-          <w:b/>
-          <w:bCs/>
-          <w:i/>
-          <w:iCs/>
-          <w:sz w:val="22"/>
-          <w:szCs w:val="22"/>
-        </w:rPr>
-      </w:r>
-    </w:p>
-    <w:p>
-      <w:pPr>
-        <w:pStyle w:val="Normal"/>
-        <w:bidi w:val="0"/>
-        <w:jc w:val="start"/>
-        <w:rPr>
-          <w:rFonts w:ascii="Arial" w:hAnsi="Arial"/>
-          <w:b/>
-          <w:b/>
-          <w:bCs/>
-          <w:i/>
-          <w:i/>
-          <w:iCs/>
-          <w:sz w:val="22"/>
-          <w:szCs w:val="22"/>
-        </w:rPr>
-      </w:pPr>
-      <w:r>
-        <w:rPr>
-          <w:rFonts w:ascii="Arial" w:hAnsi="Arial"/>
-          <w:b/>
-          <w:bCs/>
-          <w:i/>
-          <w:iCs/>
-          <w:sz w:val="22"/>
-          <w:szCs w:val="22"/>
-        </w:rPr>
-        <w:t xml:space="preserve">Supplemental Figure 2. UMAP showing only NSD cells, only SD cells, and all cells combined. </w:t>
-      </w:r>
-      <w:r>
-        <w:rPr>
-          <w:rFonts w:ascii="Arial" w:hAnsi="Arial"/>
-          <w:b w:val="false"/>
-          <w:bCs w:val="false"/>
-          <w:i w:val="false"/>
-          <w:iCs w:val="false"/>
-          <w:sz w:val="22"/>
-          <w:szCs w:val="22"/>
-        </w:rPr>
-        <w:t xml:space="preserve"> </w:t>
-      </w:r>
-      <w:r>
-        <w:rPr>
-          <w:rFonts w:ascii="Arial" w:hAnsi="Arial"/>
-          <w:b w:val="false"/>
-          <w:bCs w:val="false"/>
-          <w:i w:val="false"/>
-          <w:iCs w:val="false"/>
-          <w:sz w:val="22"/>
-          <w:szCs w:val="22"/>
-        </w:rPr>
-        <w:t xml:space="preserve">Each figure shows the UMAP of all cells in a condition labeled with the clusters as identified using spectral clustering. Overlap between the conditions shows that NSD or SD alone do not drive the clustering in any of the conditions, and that the regional and cell type clusters are ubiquitous across conditions. </w:t>
-      </w:r>
-      <w:r>
-        <w:rPr>
-          <w:rFonts w:ascii="Arial" w:hAnsi="Arial"/>
-          <w:b/>
-          <w:bCs/>
-          <w:i w:val="false"/>
-          <w:iCs w:val="false"/>
-          <w:sz w:val="22"/>
-          <w:szCs w:val="22"/>
-        </w:rPr>
-        <w:t>A</w:t>
-      </w:r>
-      <w:r>
-        <w:rPr>
-          <w:rFonts w:ascii="Arial" w:hAnsi="Arial"/>
-          <w:b w:val="false"/>
-          <w:bCs w:val="false"/>
-          <w:i w:val="false"/>
-          <w:iCs w:val="false"/>
-          <w:sz w:val="22"/>
-          <w:szCs w:val="22"/>
-        </w:rPr>
-        <w:t xml:space="preserve"> Shows the UMAP of all cells from NSD animals combined into one dataset. </w:t>
-      </w:r>
-      <w:r>
-        <w:rPr>
-          <w:rFonts w:ascii="Arial" w:hAnsi="Arial"/>
-          <w:b/>
-          <w:bCs/>
-          <w:i w:val="false"/>
-          <w:iCs w:val="false"/>
-          <w:sz w:val="22"/>
-          <w:szCs w:val="22"/>
-        </w:rPr>
-        <w:t>B</w:t>
-      </w:r>
-      <w:r>
-        <w:rPr>
-          <w:rFonts w:ascii="Arial" w:hAnsi="Arial"/>
-          <w:b w:val="false"/>
-          <w:bCs w:val="false"/>
-          <w:i w:val="false"/>
-          <w:iCs w:val="false"/>
-          <w:sz w:val="22"/>
-          <w:szCs w:val="22"/>
-        </w:rPr>
-        <w:t xml:space="preserve"> Shows the UMAP of all cells from SD animals combined into one dataset. </w:t>
-      </w:r>
-      <w:r>
-        <w:rPr>
-          <w:rFonts w:ascii="Arial" w:hAnsi="Arial"/>
-          <w:b/>
-          <w:bCs/>
-          <w:i w:val="false"/>
-          <w:iCs w:val="false"/>
-          <w:sz w:val="22"/>
-          <w:szCs w:val="22"/>
-        </w:rPr>
-        <w:t>C</w:t>
-      </w:r>
-      <w:r>
-        <w:rPr>
-          <w:rFonts w:ascii="Arial" w:hAnsi="Arial"/>
-          <w:b w:val="false"/>
-          <w:bCs w:val="false"/>
-          <w:i w:val="false"/>
-          <w:iCs w:val="false"/>
-          <w:sz w:val="22"/>
-          <w:szCs w:val="22"/>
-        </w:rPr>
         <w:t xml:space="preserve"> Shows the UMAP of all NSD and SD animals combined into one dataset. </w:t>
       </w:r>
     </w:p>
@@ -1403,13 +1127,10 @@
       </w:pPr>
       <w:r>
         <w:rPr>
-          <w:rFonts w:ascii="Arial" w:hAnsi="Arial"/>
-          <w:b/>
-          <w:bCs/>
-          <w:i/>
-          <w:iCs/>
-          <w:sz w:val="22"/>
-          <w:szCs w:val="22"/>
+          <w:b w:val="false"/>
+          <w:bCs w:val="false"/>
+          <w:i w:val="false"/>
+          <w:iCs w:val="false"/>
         </w:rPr>
       </w:r>
     </w:p>
@@ -1591,13 +1312,10 @@
       </w:pPr>
       <w:r>
         <w:rPr>
-          <w:rFonts w:ascii="Arial" w:hAnsi="Arial"/>
-          <w:b/>
-          <w:bCs/>
-          <w:i/>
-          <w:iCs/>
-          <w:sz w:val="22"/>
-          <w:szCs w:val="22"/>
+          <w:b w:val="false"/>
+          <w:bCs w:val="false"/>
+          <w:i w:val="false"/>
+          <w:iCs w:val="false"/>
         </w:rPr>
       </w:r>
     </w:p>
@@ -1689,13 +1407,10 @@
       </w:pPr>
       <w:r>
         <w:rPr>
-          <w:rFonts w:ascii="Arial" w:hAnsi="Arial"/>
-          <w:b/>
-          <w:bCs/>
-          <w:i/>
-          <w:iCs/>
-          <w:sz w:val="22"/>
-          <w:szCs w:val="22"/>
+          <w:b w:val="false"/>
+          <w:bCs w:val="false"/>
+          <w:i w:val="false"/>
+          <w:iCs w:val="false"/>
         </w:rPr>
       </w:r>
     </w:p>
@@ -1757,13 +1472,10 @@
       </w:pPr>
       <w:r>
         <w:rPr>
-          <w:rFonts w:ascii="Arial" w:hAnsi="Arial"/>
-          <w:b/>
-          <w:bCs/>
-          <w:i/>
-          <w:iCs/>
-          <w:sz w:val="22"/>
-          <w:szCs w:val="22"/>
+          <w:b w:val="false"/>
+          <w:bCs w:val="false"/>
+          <w:i w:val="false"/>
+          <w:iCs w:val="false"/>
         </w:rPr>
       </w:r>
     </w:p>
@@ -1806,31 +1518,7 @@
           <w:sz w:val="22"/>
           <w:szCs w:val="22"/>
         </w:rPr>
-        <w:t xml:space="preserve">The bar graph along the top of the plot shows the number of DEGs specific to a certain intersection between clusters, with the columns of cluster unique DEGs being colored with the cluster specific color. The bar graph on the left of the figure shows the number of DEGs within each cluster, both unique and intersecting. The UpSet matrix in the center shows intersections between different set of clusters, with a black line indicating that certain DEGs are shared between the regions indicated by filled in circles. </w:t>
-      </w:r>
-      <w:r>
-        <w:rPr>
-          <w:rFonts w:ascii="Arial" w:hAnsi="Arial"/>
-          <w:b w:val="false"/>
-          <w:bCs w:val="false"/>
-          <w:i w:val="false"/>
-          <w:iCs w:val="false"/>
-          <w:sz w:val="22"/>
-          <w:szCs w:val="22"/>
-        </w:rPr>
-        <w:t>Only genes with p-value &lt; 0.05 BH FDR were included in the figure.</w:t>
-      </w:r>
-      <w:r>
-        <w:rPr>
-          <w:rFonts w:ascii="Arial" w:hAnsi="Arial"/>
-          <w:b w:val="false"/>
-          <w:bCs w:val="false"/>
-          <w:i w:val="false"/>
-          <w:iCs w:val="false"/>
-          <w:sz w:val="22"/>
-          <w:szCs w:val="22"/>
-        </w:rPr>
-        <w:t xml:space="preserve"> The full UpSet plot can be seen in Supplemental Figure X.</w:t>
+        <w:t>The bar graph along the top of the plot shows the number of DEGs specific to a certain intersection between clusters, with the columns of cluster unique DEGs being colored with the cluster specific color. The bar graph on the left of the figure shows the number of DEGs within each cluster, both unique and intersecting. The UpSet matrix in the center shows intersections between different set of clusters, with a black line indicating that certain DEGs are shared between the regions indicated by filled in circles. Only genes with p-value &lt; 0.05 BH FDR were included in the figure.</w:t>
       </w:r>
     </w:p>
     <w:sectPr>
